--- a/briefs/new-hampshire/housing-affordability/citizen-v2/NH1-Housing-Lege-Brief.docx
+++ b/briefs/new-hampshire/housing-affordability/citizen-v2/NH1-Housing-Lege-Brief.docx
@@ -1226,7 +1226,7 @@
           <w:szCs w:val="20"/>
           <w:rtl w:val="0"/>
         </w:rPr>
-        <w:t xml:space="preserve"> The House floor's Inexpedient to Legislate motion is the single largest killer in the set — 51 housing bills died there in 2026 alone — and the Senate's Rule 3-23 deadline quietly killed five 2025 housing bills, several after unanimous votes. Some decisive outcomes left no roll call at all: SB454's tabling was a division vote, HB1291's 2024 Senate death a voice vote. Housing-supply coalitions are cross-party and shift bill by bill: SB86 (2021) passed the House 208–167 with 196 Republicans in favor and 164 Democrats opposed; three years later the ADU mandate passed on the reverse coalition. Frequent carriers where party records exist: Reps. Joe Alexander (R) and Ellen Read (D) and Sen. Keith Murphy (R), on seven, six, and five bills.</w:t>
+        <w:t xml:space="preserve"> The House floor's Inexpedient to Legislate motion is the single largest killer in the set — 51 housing bills died there in 2026 alone — and the Senate's Rule 3-23 deadline quietly killed five 2025 housing bills, several after unanimous votes. Some decisive outcomes left no roll call at all: SB454's tabling was a division vote, HB1291's 2024 Senate death a voice vote. Housing-supply coalitions are cross-party and shift bill by bill: SB86 (2021) passed the House 208–167 with 196 Republicans in favor and 164 Democrats opposed; three years later the ADU mandate passed on the reverse coalition. The most frequent carriers in the complete sponsor record: Rep. Ellen Read (D, 18 bills, mostly tenant-side), Sen. Rebecca Perkins Kwoka (D, 13, supply and funding), and Rep. Joe Alexander (R, 12, zoning and ADUs) — the split itself mirrors the record's two coalitions.</w:t>
       </w:r>
     </w:p>
     <w:p>
